--- a/content-src/docx/R TLS 2017 08 04 Game of Thrones.docx
+++ b/content-src/docx/R TLS 2017 08 04 Game of Thrones.docx
@@ -122,6 +122,11 @@
           <w:color w:val="121212"/>
         </w:rPr>
         <w:t>&lt;/details&gt;</w:t>
+      </w:r>
+    </w:p>
+    <w:p>
+      <w:r>
+        <w:t xml:space="preserve">&lt;category&gt;film&lt;/category&gt;</w:t>
       </w:r>
     </w:p>
     <w:p/>

--- a/content-src/docx/R TLS 2017 08 04 Game of Thrones.docx
+++ b/content-src/docx/R TLS 2017 08 04 Game of Thrones.docx
@@ -568,7 +568,7 @@
           <w:sz w:val="27"/>
           <w:szCs w:val="27"/>
         </w:rPr>
-        <w:t>The first episode of this new season, “Dragonstone”, spent some time marshalling its major players and setting up the conflict ahead (the Robert Frost reference in Martin’s title – “Some say the world will end in fire, some say in ice” – suggests the final stage of the saga is going to be apocalyptic). It also offered plenty of unusually clumsy exposition, perhaps to bring new viewers up to speed: as when Cersei says to Jaime, “Daenerys Targaryen has chosen Tyrion . . . . Our little brother . . . the one yo</w:t>
+        <w:t>The first episode of this new season, “Dragonstone”, spent some time marshalling its major players and setting up the conflict ahead (the Robert Frost reference in Martin’s title – “Some say the world will end in fire, some say in ice” – suggests the final stage of the saga is going to be apocalyptic). It also offered plenty of unusually clumsy exposition, perhaps to bring new viewers up to speed: as when Cersei says to Jaime, “Daenerys Targaryen has chosen Tyrion…. Our little brother… the one yo</w:t>
       </w:r>
       <w:r>
         <w:rPr>
@@ -667,7 +667,7 @@
           <w:sz w:val="27"/>
           <w:szCs w:val="27"/>
         </w:rPr>
-        <w:t xml:space="preserve"> and Boltons to butcher the Starks, his invited guests. Arya’s revenge – children served in a pie – echoes a fable, “The Rat Cook”, introduced much earlier in the series, which Bran Stark recounted to companions around a fire: “he killed a guest beneath his roof . . . that’s something the gods can’t forgive”.</w:t>
+        <w:t xml:space="preserve"> and Boltons to butcher the Starks, his invited guests. Arya’s revenge – children served in a pie – echoes a fable, “The Rat Cook”, introduced much earlier in the series, which Bran Stark recounted to companions around a fire: “he killed a guest beneath his roof… that’s something the gods can’t forgive”.</w:t>
       </w:r>
     </w:p>
     <w:p>
